--- a/Vacunita.docx
+++ b/Vacunita.docx
@@ -3,30 +3,428 @@
 <w:document xmlns:wpc="http://schemas.microsoft.com/office/word/2010/wordprocessingCanvas" xmlns:cx="http://schemas.microsoft.com/office/drawing/2014/chartex" xmlns:cx1="http://schemas.microsoft.com/office/drawing/2015/9/8/chartex" xmlns:mc="http://schemas.openxmlformats.org/markup-compatibility/2006" xmlns:o="urn:schemas-microsoft-com:office:office" xmlns:r="http://schemas.openxmlformats.org/officeDocument/2006/relationships" xmlns:m="http://schemas.openxmlformats.org/officeDocument/2006/math" xmlns:v="urn:schemas-microsoft-com:vml" xmlns:wp14="http://schemas.microsoft.com/office/word/2010/wordprocessingDrawing" xmlns:wp="http://schemas.openxmlformats.org/drawingml/2006/wordprocessingDrawing" xmlns:w10="urn:schemas-microsoft-com:office:word" xmlns:w="http://schemas.openxmlformats.org/wordprocessingml/2006/main" xmlns:w14="http://schemas.microsoft.com/office/word/2010/wordml" xmlns:w15="http://schemas.microsoft.com/office/word/2012/wordml" xmlns:w16se="http://schemas.microsoft.com/office/word/2015/wordml/symex" xmlns:wpg="http://schemas.microsoft.com/office/word/2010/wordprocessingGroup" xmlns:wpi="http://schemas.microsoft.com/office/word/2010/wordprocessingInk" xmlns:wne="http://schemas.microsoft.com/office/word/2006/wordml" xmlns:wps="http://schemas.microsoft.com/office/word/2010/wordprocessingShape" mc:Ignorable="w14 w15 w16se wp14">
   <w:body>
     <w:p>
-      <w:r>
+      <w:pPr>
+        <w:spacing w:line="480" w:lineRule="auto"/>
+        <w:jc w:val="center"/>
+        <w:rPr>
+          <w:b/>
+        </w:rPr>
+      </w:pPr>
+    </w:p>
+    <w:p>
+      <w:pPr>
+        <w:spacing w:line="480" w:lineRule="auto"/>
+        <w:jc w:val="center"/>
+        <w:rPr>
+          <w:b/>
+        </w:rPr>
+      </w:pPr>
+    </w:p>
+    <w:p>
+      <w:pPr>
+        <w:spacing w:line="480" w:lineRule="auto"/>
+        <w:jc w:val="center"/>
+        <w:rPr>
+          <w:b/>
+        </w:rPr>
+      </w:pPr>
+      <w:r>
+        <w:rPr>
+          <w:b/>
+        </w:rPr>
+        <w:t>R1-A4-S5 VACUNA</w:t>
+      </w:r>
+    </w:p>
+    <w:p>
+      <w:pPr>
+        <w:spacing w:line="480" w:lineRule="auto"/>
+      </w:pPr>
+    </w:p>
+    <w:p>
+      <w:pPr>
+        <w:spacing w:line="480" w:lineRule="auto"/>
+        <w:jc w:val="center"/>
+      </w:pPr>
+    </w:p>
+    <w:p>
+      <w:pPr>
+        <w:spacing w:line="480" w:lineRule="auto"/>
+      </w:pPr>
+    </w:p>
+    <w:p>
+      <w:pPr>
+        <w:spacing w:line="480" w:lineRule="auto"/>
+        <w:jc w:val="center"/>
+      </w:pPr>
+    </w:p>
+    <w:p>
+      <w:pPr>
+        <w:spacing w:line="480" w:lineRule="auto"/>
+        <w:jc w:val="center"/>
+      </w:pPr>
+      <w:r>
+        <w:t xml:space="preserve">Santiago </w:t>
+      </w:r>
+      <w:proofErr w:type="spellStart"/>
+      <w:r>
+        <w:t>Angel</w:t>
+      </w:r>
+      <w:proofErr w:type="spellEnd"/>
+      <w:r>
+        <w:t xml:space="preserve"> </w:t>
+      </w:r>
+      <w:proofErr w:type="spellStart"/>
+      <w:r>
+        <w:t>Rodriguez</w:t>
+      </w:r>
+      <w:proofErr w:type="spellEnd"/>
+    </w:p>
+    <w:p>
+      <w:pPr>
+        <w:spacing w:line="480" w:lineRule="auto"/>
+        <w:jc w:val="center"/>
+      </w:pPr>
+      <w:proofErr w:type="spellStart"/>
+      <w:r>
+        <w:t>Jeshu</w:t>
+      </w:r>
+      <w:r>
+        <w:t>a</w:t>
+      </w:r>
+      <w:proofErr w:type="spellEnd"/>
+      <w:r>
+        <w:t xml:space="preserve"> </w:t>
+      </w:r>
+      <w:proofErr w:type="spellStart"/>
+      <w:r>
+        <w:t>Garcia</w:t>
+      </w:r>
+      <w:proofErr w:type="spellEnd"/>
+      <w:r>
+        <w:t xml:space="preserve"> </w:t>
+      </w:r>
+      <w:proofErr w:type="spellStart"/>
+      <w:r>
+        <w:t>Guzman</w:t>
+      </w:r>
+      <w:proofErr w:type="spellEnd"/>
+    </w:p>
+    <w:p>
+      <w:pPr>
+        <w:spacing w:line="480" w:lineRule="auto"/>
+        <w:jc w:val="center"/>
+      </w:pPr>
+      <w:r>
+        <w:t>Gael Antonio Toro Cardozo</w:t>
+      </w:r>
+    </w:p>
+    <w:p>
+      <w:pPr>
+        <w:spacing w:line="480" w:lineRule="auto"/>
+        <w:jc w:val="center"/>
+      </w:pPr>
+      <w:r>
+        <w:t xml:space="preserve">Jair Santiago </w:t>
+      </w:r>
+      <w:proofErr w:type="spellStart"/>
+      <w:r>
+        <w:t>Velasquez</w:t>
+      </w:r>
+      <w:proofErr w:type="spellEnd"/>
+      <w:r>
+        <w:t xml:space="preserve"> Galindo</w:t>
+      </w:r>
+    </w:p>
+    <w:p>
+      <w:pPr>
+        <w:spacing w:line="480" w:lineRule="auto"/>
+        <w:jc w:val="center"/>
+      </w:pPr>
+    </w:p>
+    <w:p>
+      <w:pPr>
+        <w:spacing w:line="480" w:lineRule="auto"/>
+        <w:jc w:val="center"/>
+      </w:pPr>
+    </w:p>
+    <w:p>
+      <w:pPr>
+        <w:spacing w:line="480" w:lineRule="auto"/>
+        <w:jc w:val="center"/>
+      </w:pPr>
+    </w:p>
+    <w:p>
+      <w:pPr>
+        <w:spacing w:line="480" w:lineRule="auto"/>
+        <w:jc w:val="center"/>
+      </w:pPr>
+    </w:p>
+    <w:p>
+      <w:pPr>
+        <w:spacing w:line="480" w:lineRule="auto"/>
+        <w:jc w:val="center"/>
+      </w:pPr>
+      <w:r>
+        <w:t>Facultad de ingeniería. Universidad de Cundinamarca</w:t>
+      </w:r>
+    </w:p>
+    <w:p>
+      <w:pPr>
+        <w:spacing w:line="480" w:lineRule="auto"/>
+        <w:jc w:val="center"/>
+      </w:pPr>
+      <w:r>
+        <w:t>Estructuras de datos: 401</w:t>
+      </w:r>
+    </w:p>
+    <w:p>
+      <w:pPr>
+        <w:spacing w:line="480" w:lineRule="auto"/>
+        <w:jc w:val="center"/>
+      </w:pPr>
+      <w:r>
+        <w:t>Ing.</w:t>
+      </w:r>
+    </w:p>
+    <w:p>
+      <w:pPr>
+        <w:spacing w:line="480" w:lineRule="auto"/>
+        <w:jc w:val="center"/>
+      </w:pPr>
+      <w:r>
+        <w:t>sept. 26</w:t>
+      </w:r>
+      <w:r>
+        <w:br w:type="page"/>
+      </w:r>
+    </w:p>
+    <w:p>
+      <w:pPr>
+        <w:spacing w:line="480" w:lineRule="auto"/>
+        <w:rPr>
+          <w:b/>
+          <w:sz w:val="24"/>
+        </w:rPr>
+      </w:pPr>
+      <w:r>
+        <w:rPr>
+          <w:b/>
+          <w:sz w:val="24"/>
+        </w:rPr>
+        <w:lastRenderedPageBreak/>
+        <w:t>Historia (Contextualización vacunita)</w:t>
+      </w:r>
+    </w:p>
+    <w:p>
+      <w:pPr>
+        <w:spacing w:line="480" w:lineRule="auto"/>
+      </w:pPr>
+      <w:r>
+        <w:t>Un virus desconocido ha p</w:t>
+      </w:r>
+      <w:r>
+        <w:t>uesto en peligro a la humanidad,</w:t>
+      </w:r>
+      <w:r>
+        <w:t xml:space="preserve"> </w:t>
+      </w:r>
+      <w:r>
+        <w:t>t</w:t>
+      </w:r>
+      <w:r>
+        <w:t>ú, como científico, debes fabricar una vacuna utilizando 6 ingredientes</w:t>
+      </w:r>
+      <w:r>
+        <w:t xml:space="preserve">. </w:t>
+      </w:r>
+      <w:r>
+        <w:t>Pero no es tan fácil... Debes ele</w:t>
+      </w:r>
+      <w:r>
+        <w:t>gir los ingredientes correctos para que la vacuna funcione.</w:t>
+      </w:r>
+    </w:p>
+    <w:p>
+      <w:pPr>
+        <w:spacing w:line="480" w:lineRule="auto"/>
+        <w:jc w:val="center"/>
+      </w:pPr>
+      <w:r>
+        <w:t>¡</w:t>
+      </w:r>
+      <w:r>
+        <w:t>El desti</w:t>
+      </w:r>
+      <w:r>
+        <w:t>no del mundo está en tus manos!</w:t>
+      </w:r>
+    </w:p>
+    <w:p>
+      <w:pPr>
+        <w:spacing w:line="480" w:lineRule="auto"/>
+        <w:rPr>
+          <w:b/>
+          <w:sz w:val="24"/>
+        </w:rPr>
+      </w:pPr>
+      <w:r>
+        <w:rPr>
+          <w:b/>
+          <w:sz w:val="24"/>
+        </w:rPr>
+        <w:t>Reglas del juego</w:t>
+      </w:r>
+    </w:p>
+    <w:p>
+      <w:pPr>
+        <w:pStyle w:val="Prrafodelista"/>
+        <w:numPr>
+          <w:ilvl w:val="0"/>
+          <w:numId w:val="1"/>
+        </w:numPr>
+        <w:spacing w:line="480" w:lineRule="auto"/>
+      </w:pPr>
+      <w:r>
+        <w:t>Debes seleccionar 6 ingredientes</w:t>
+      </w:r>
+    </w:p>
+    <w:p>
+      <w:pPr>
+        <w:pStyle w:val="Prrafodelista"/>
+        <w:numPr>
+          <w:ilvl w:val="0"/>
+          <w:numId w:val="1"/>
+        </w:numPr>
+        <w:spacing w:line="480" w:lineRule="auto"/>
+      </w:pPr>
+      <w:r>
+        <w:t>No puedes repetir ingredientes</w:t>
+      </w:r>
+    </w:p>
+    <w:p>
+      <w:pPr>
+        <w:pStyle w:val="Prrafodelista"/>
+        <w:numPr>
+          <w:ilvl w:val="0"/>
+          <w:numId w:val="1"/>
+        </w:numPr>
+        <w:spacing w:line="480" w:lineRule="auto"/>
+      </w:pPr>
+      <w:r>
+        <w:t>Tienes 3 vidas</w:t>
+      </w:r>
+    </w:p>
+    <w:p>
+      <w:pPr>
+        <w:pStyle w:val="Prrafodelista"/>
+        <w:numPr>
+          <w:ilvl w:val="0"/>
+          <w:numId w:val="1"/>
+        </w:numPr>
+        <w:spacing w:line="480" w:lineRule="auto"/>
+      </w:pPr>
+      <w:r>
+        <w:t xml:space="preserve">Si eliges mal, la vacuna podría tener </w:t>
+      </w:r>
+      <w:r>
+        <w:t>efectos secundarios</w:t>
+      </w:r>
+    </w:p>
+    <w:p>
+      <w:pPr>
+        <w:pStyle w:val="Prrafodelista"/>
+        <w:numPr>
+          <w:ilvl w:val="0"/>
+          <w:numId w:val="1"/>
+        </w:numPr>
+        <w:spacing w:line="480" w:lineRule="auto"/>
+      </w:pPr>
+      <w:r>
+        <w:t>Si eliges correctamente, salvas a la humanidad</w:t>
+      </w:r>
+    </w:p>
+    <w:p>
+      <w:pPr>
+        <w:spacing w:line="480" w:lineRule="auto"/>
+        <w:rPr>
+          <w:b/>
+          <w:sz w:val="24"/>
+        </w:rPr>
+      </w:pPr>
+      <w:r>
+        <w:rPr>
+          <w:b/>
+          <w:sz w:val="24"/>
+        </w:rPr>
+        <w:t>Funciones planteadas</w:t>
+      </w:r>
+    </w:p>
+    <w:p>
+      <w:pPr>
+        <w:spacing w:line="480" w:lineRule="auto"/>
+        <w:rPr>
+          <w:b/>
+        </w:rPr>
+      </w:pPr>
+      <w:r>
+        <w:rPr>
+          <w:b/>
+        </w:rPr>
         <w:t>#</w:t>
       </w:r>
       <w:r>
-        <w:tab/>
+        <w:rPr>
+          <w:b/>
+        </w:rPr>
+        <w:tab/>
+      </w:r>
+      <w:r>
+        <w:rPr>
+          <w:b/>
+        </w:rPr>
+        <w:tab/>
+        <w:t xml:space="preserve">           </w:t>
+      </w:r>
+      <w:r>
+        <w:rPr>
+          <w:b/>
+        </w:rPr>
         <w:t>Función</w:t>
       </w:r>
       <w:r>
-        <w:tab/>
-      </w:r>
-      <w:r>
-        <w:t xml:space="preserve">                                  </w:t>
-      </w:r>
-      <w:r>
-        <w:t>Qué hace</w:t>
-      </w:r>
-    </w:p>
-    <w:p>
+        <w:rPr>
+          <w:b/>
+        </w:rPr>
+        <w:tab/>
+        <w:t xml:space="preserve">                                 </w:t>
+      </w:r>
+      <w:r>
+        <w:rPr>
+          <w:b/>
+        </w:rPr>
+        <w:tab/>
+        <w:t xml:space="preserve">        </w:t>
+      </w:r>
+      <w:r>
+        <w:rPr>
+          <w:b/>
+        </w:rPr>
+        <w:t xml:space="preserve"> Qué hace</w:t>
+      </w:r>
+    </w:p>
+    <w:p>
+      <w:pPr>
+        <w:spacing w:line="480" w:lineRule="auto"/>
+      </w:pPr>
       <w:r>
         <w:t>1</w:t>
       </w:r>
       <w:r>
         <w:tab/>
       </w:r>
+      <w:r>
+        <w:tab/>
+      </w:r>
       <w:proofErr w:type="spellStart"/>
       <w:proofErr w:type="gramStart"/>
       <w:r>
@@ -42,16 +440,30 @@
       </w:r>
       <w:r>
         <w:tab/>
+      </w:r>
+      <w:r>
+        <w:tab/>
+      </w:r>
+      <w:r>
+        <w:tab/>
+      </w:r>
+      <w:r>
         <w:t>Presenta la historia</w:t>
       </w:r>
     </w:p>
     <w:p>
+      <w:pPr>
+        <w:spacing w:line="480" w:lineRule="auto"/>
+      </w:pPr>
       <w:r>
         <w:t>2</w:t>
       </w:r>
       <w:r>
         <w:tab/>
       </w:r>
+      <w:r>
+        <w:tab/>
+      </w:r>
       <w:proofErr w:type="spellStart"/>
       <w:proofErr w:type="gramStart"/>
       <w:r>
@@ -67,16 +479,30 @@
       </w:r>
       <w:r>
         <w:tab/>
+      </w:r>
+      <w:r>
+        <w:tab/>
+      </w:r>
+      <w:r>
+        <w:tab/>
+      </w:r>
+      <w:r>
         <w:t>Explica cómo jugar</w:t>
       </w:r>
     </w:p>
     <w:p>
+      <w:pPr>
+        <w:spacing w:line="480" w:lineRule="auto"/>
+      </w:pPr>
       <w:r>
         <w:t>3</w:t>
       </w:r>
       <w:r>
         <w:tab/>
       </w:r>
+      <w:r>
+        <w:tab/>
+      </w:r>
       <w:proofErr w:type="spellStart"/>
       <w:proofErr w:type="gramStart"/>
       <w:r>
@@ -92,16 +518,30 @@
       </w:r>
       <w:r>
         <w:tab/>
+      </w:r>
+      <w:r>
+        <w:tab/>
+      </w:r>
+      <w:r>
+        <w:tab/>
+      </w:r>
+      <w:r>
         <w:t>Muestra las opciones</w:t>
       </w:r>
     </w:p>
     <w:p>
+      <w:pPr>
+        <w:spacing w:line="480" w:lineRule="auto"/>
+      </w:pPr>
       <w:r>
         <w:t>4</w:t>
       </w:r>
       <w:r>
         <w:tab/>
       </w:r>
+      <w:r>
+        <w:tab/>
+      </w:r>
       <w:proofErr w:type="spellStart"/>
       <w:proofErr w:type="gramStart"/>
       <w:r>
@@ -117,16 +557,27 @@
       </w:r>
       <w:r>
         <w:tab/>
+      </w:r>
+      <w:r>
+        <w:tab/>
+      </w:r>
+      <w:r>
         <w:t>Permite elegir</w:t>
       </w:r>
     </w:p>
     <w:p>
+      <w:pPr>
+        <w:spacing w:line="480" w:lineRule="auto"/>
+      </w:pPr>
       <w:r>
         <w:t>5</w:t>
       </w:r>
       <w:r>
         <w:tab/>
       </w:r>
+      <w:r>
+        <w:tab/>
+      </w:r>
       <w:proofErr w:type="spellStart"/>
       <w:proofErr w:type="gramStart"/>
       <w:r>
@@ -142,16 +593,33 @@
       </w:r>
       <w:r>
         <w:tab/>
+      </w:r>
+      <w:r>
+        <w:tab/>
+      </w:r>
+      <w:r>
+        <w:tab/>
+      </w:r>
+      <w:r>
+        <w:tab/>
+      </w:r>
+      <w:r>
         <w:t>Comprueba que la opción exista</w:t>
       </w:r>
     </w:p>
     <w:p>
+      <w:pPr>
+        <w:spacing w:line="480" w:lineRule="auto"/>
+      </w:pPr>
       <w:r>
         <w:t>6</w:t>
       </w:r>
       <w:r>
         <w:tab/>
       </w:r>
+      <w:r>
+        <w:tab/>
+      </w:r>
       <w:proofErr w:type="spellStart"/>
       <w:proofErr w:type="gramStart"/>
       <w:r>
@@ -167,16 +635,30 @@
       </w:r>
       <w:r>
         <w:tab/>
+      </w:r>
+      <w:r>
+        <w:tab/>
+      </w:r>
+      <w:r>
+        <w:tab/>
+      </w:r>
+      <w:r>
         <w:t>Evita seleccionar el mismo ingrediente</w:t>
       </w:r>
     </w:p>
     <w:p>
+      <w:pPr>
+        <w:spacing w:line="480" w:lineRule="auto"/>
+      </w:pPr>
       <w:r>
         <w:t>7</w:t>
       </w:r>
       <w:r>
         <w:tab/>
       </w:r>
+      <w:r>
+        <w:tab/>
+      </w:r>
       <w:proofErr w:type="spellStart"/>
       <w:proofErr w:type="gramStart"/>
       <w:r>
@@ -192,16 +674,31 @@
       </w:r>
       <w:r>
         <w:tab/>
+      </w:r>
+      <w:r>
+        <w:tab/>
+      </w:r>
+      <w:r>
+        <w:tab/>
+      </w:r>
+      <w:r>
         <w:t>Agrega el ingrediente elegido</w:t>
       </w:r>
     </w:p>
     <w:p>
-      <w:r>
+      <w:pPr>
+        <w:spacing w:line="480" w:lineRule="auto"/>
+      </w:pPr>
+      <w:r>
+        <w:lastRenderedPageBreak/>
         <w:t>8</w:t>
       </w:r>
       <w:r>
         <w:tab/>
       </w:r>
+      <w:r>
+        <w:tab/>
+      </w:r>
       <w:proofErr w:type="spellStart"/>
       <w:proofErr w:type="gramStart"/>
       <w:r>
@@ -217,16 +714,30 @@
       </w:r>
       <w:r>
         <w:tab/>
+      </w:r>
+      <w:r>
+        <w:tab/>
+      </w:r>
+      <w:r>
+        <w:tab/>
+      </w:r>
+      <w:r>
         <w:t>Muestra los ingredientes elegidos</w:t>
       </w:r>
     </w:p>
     <w:p>
+      <w:pPr>
+        <w:spacing w:line="480" w:lineRule="auto"/>
+      </w:pPr>
       <w:r>
         <w:t>9</w:t>
       </w:r>
       <w:r>
         <w:tab/>
       </w:r>
+      <w:r>
+        <w:tab/>
+      </w:r>
       <w:proofErr w:type="spellStart"/>
       <w:proofErr w:type="gramStart"/>
       <w:r>
@@ -242,16 +753,30 @@
       </w:r>
       <w:r>
         <w:tab/>
+      </w:r>
+      <w:r>
+        <w:tab/>
+      </w:r>
+      <w:r>
+        <w:tab/>
+      </w:r>
+      <w:r>
         <w:t>Comprueba que haya 6</w:t>
       </w:r>
     </w:p>
     <w:p>
+      <w:pPr>
+        <w:spacing w:line="480" w:lineRule="auto"/>
+      </w:pPr>
       <w:r>
         <w:t>10</w:t>
       </w:r>
       <w:r>
         <w:tab/>
       </w:r>
+      <w:r>
+        <w:tab/>
+      </w:r>
       <w:proofErr w:type="spellStart"/>
       <w:proofErr w:type="gramStart"/>
       <w:r>
@@ -267,16 +792,30 @@
       </w:r>
       <w:r>
         <w:tab/>
+      </w:r>
+      <w:r>
+        <w:tab/>
+      </w:r>
+      <w:r>
+        <w:tab/>
+      </w:r>
+      <w:r>
         <w:t>Inicia la fabricación</w:t>
       </w:r>
     </w:p>
     <w:p>
+      <w:pPr>
+        <w:spacing w:line="480" w:lineRule="auto"/>
+      </w:pPr>
       <w:r>
         <w:t>11</w:t>
       </w:r>
       <w:r>
         <w:tab/>
       </w:r>
+      <w:r>
+        <w:tab/>
+      </w:r>
       <w:proofErr w:type="spellStart"/>
       <w:proofErr w:type="gramStart"/>
       <w:r>
@@ -292,16 +831,27 @@
       </w:r>
       <w:r>
         <w:tab/>
+      </w:r>
+      <w:r>
+        <w:tab/>
+      </w:r>
+      <w:r>
         <w:t>Compara con la combinación correcta</w:t>
       </w:r>
     </w:p>
     <w:p>
+      <w:pPr>
+        <w:spacing w:line="480" w:lineRule="auto"/>
+      </w:pPr>
       <w:r>
         <w:t>12</w:t>
       </w:r>
       <w:r>
         <w:tab/>
       </w:r>
+      <w:r>
+        <w:tab/>
+      </w:r>
       <w:proofErr w:type="spellStart"/>
       <w:proofErr w:type="gramStart"/>
       <w:r>
@@ -317,16 +867,30 @@
       </w:r>
       <w:r>
         <w:tab/>
+      </w:r>
+      <w:r>
+        <w:tab/>
+      </w:r>
+      <w:r>
+        <w:tab/>
+      </w:r>
+      <w:r>
         <w:t>Determina si funciona</w:t>
       </w:r>
     </w:p>
     <w:p>
+      <w:pPr>
+        <w:spacing w:line="480" w:lineRule="auto"/>
+      </w:pPr>
       <w:r>
         <w:t>13</w:t>
       </w:r>
       <w:r>
         <w:tab/>
       </w:r>
+      <w:r>
+        <w:tab/>
+      </w:r>
       <w:proofErr w:type="spellStart"/>
       <w:proofErr w:type="gramStart"/>
       <w:r>
@@ -342,16 +906,30 @@
       </w:r>
       <w:r>
         <w:tab/>
+      </w:r>
+      <w:r>
+        <w:tab/>
+      </w:r>
+      <w:r>
+        <w:tab/>
+      </w:r>
+      <w:r>
         <w:t>Victoria o fracaso</w:t>
       </w:r>
     </w:p>
     <w:p>
+      <w:pPr>
+        <w:spacing w:line="480" w:lineRule="auto"/>
+      </w:pPr>
       <w:r>
         <w:t>14</w:t>
       </w:r>
       <w:r>
         <w:tab/>
       </w:r>
+      <w:r>
+        <w:tab/>
+      </w:r>
       <w:proofErr w:type="spellStart"/>
       <w:proofErr w:type="gramStart"/>
       <w:r>
@@ -367,16 +945,30 @@
       </w:r>
       <w:r>
         <w:tab/>
+      </w:r>
+      <w:r>
+        <w:tab/>
+      </w:r>
+      <w:r>
+        <w:tab/>
+      </w:r>
+      <w:r>
         <w:t>Permite volver a intentar</w:t>
       </w:r>
     </w:p>
     <w:p>
+      <w:pPr>
+        <w:spacing w:line="480" w:lineRule="auto"/>
+      </w:pPr>
       <w:r>
         <w:t>15</w:t>
       </w:r>
       <w:r>
         <w:tab/>
       </w:r>
+      <w:r>
+        <w:tab/>
+      </w:r>
       <w:proofErr w:type="spellStart"/>
       <w:proofErr w:type="gramStart"/>
       <w:r>
@@ -392,14 +984,32 @@
       </w:r>
       <w:r>
         <w:tab/>
+      </w:r>
+      <w:r>
+        <w:tab/>
+      </w:r>
+      <w:r>
+        <w:tab/>
+      </w:r>
+      <w:r>
         <w:t>Mensaje final</w:t>
       </w:r>
     </w:p>
-    <w:p/>
-    <w:p/>
+    <w:p>
+      <w:pPr>
+        <w:spacing w:line="480" w:lineRule="auto"/>
+      </w:pPr>
+    </w:p>
+    <w:p>
+      <w:pPr>
+        <w:spacing w:line="480" w:lineRule="auto"/>
+      </w:pPr>
+    </w:p>
     <w:p>
       <w:pPr>
         <w:pStyle w:val="NormalWeb"/>
+        <w:spacing w:line="480" w:lineRule="auto"/>
+        <w:jc w:val="center"/>
       </w:pPr>
       <w:r>
         <w:rPr>
@@ -408,7 +1018,7 @@
         <w:lastRenderedPageBreak/>
         <w:drawing>
           <wp:inline distT="0" distB="0" distL="0" distR="0">
-            <wp:extent cx="5564488" cy="6181725"/>
+            <wp:extent cx="3224751" cy="8505825"/>
             <wp:effectExtent l="0" t="0" r="0" b="0"/>
             <wp:docPr id="3" name="Imagen 3" descr="C:\Users\ESTUDIANTE\Downloads\ChatGPT Image 9 sept 2026, 16_37_18.png"/>
             <wp:cNvGraphicFramePr>
@@ -423,23 +1033,21 @@
                       <a:picLocks noChangeAspect="1" noChangeArrowheads="1"/>
                     </pic:cNvPicPr>
                   </pic:nvPicPr>
-                  <pic:blipFill>
-                    <a:blip r:embed="rId4">
+                  <pic:blipFill rotWithShape="1">
+                    <a:blip r:embed="rId5">
                       <a:extLst>
                         <a:ext uri="{28A0092B-C50C-407E-A947-70E740481C1C}">
                           <a14:useLocalDpi xmlns:a14="http://schemas.microsoft.com/office/drawing/2010/main" val="0"/>
                         </a:ext>
                       </a:extLst>
                     </a:blip>
-                    <a:srcRect/>
-                    <a:stretch>
-                      <a:fillRect/>
-                    </a:stretch>
+                    <a:srcRect l="27562" r="30320"/>
+                    <a:stretch/>
                   </pic:blipFill>
                   <pic:spPr bwMode="auto">
                     <a:xfrm>
                       <a:off x="0" y="0"/>
-                      <a:ext cx="5572879" cy="6191047"/>
+                      <a:ext cx="3238206" cy="8541315"/>
                     </a:xfrm>
                     <a:prstGeom prst="rect">
                       <a:avLst/>
@@ -448,6 +1056,11 @@
                     <a:ln>
                       <a:noFill/>
                     </a:ln>
+                    <a:extLst>
+                      <a:ext uri="{53640926-AAD7-44D8-BBD7-CCE9431645EC}">
+                        <a14:shadowObscured xmlns:a14="http://schemas.microsoft.com/office/drawing/2010/main"/>
+                      </a:ext>
+                    </a:extLst>
                   </pic:spPr>
                 </pic:pic>
               </a:graphicData>
@@ -455,111 +1068,8 @@
           </wp:inline>
         </w:drawing>
       </w:r>
-    </w:p>
-    <w:p>
-      <w:r>
-        <w:t>Historia vacunita :</w:t>
-      </w:r>
-      <w:proofErr w:type="gramStart"/>
-      <w:r>
-        <w:t>0 .</w:t>
-      </w:r>
-      <w:proofErr w:type="gramEnd"/>
-      <w:r>
-        <w:t xml:space="preserve"> _.</w:t>
-      </w:r>
       <w:bookmarkStart w:id="0" w:name="_GoBack"/>
       <w:bookmarkEnd w:id="0"/>
-      <w:r>
-        <w:t>código:</w:t>
-      </w:r>
-    </w:p>
-    <w:p>
-      <w:proofErr w:type="spellStart"/>
-      <w:proofErr w:type="gramStart"/>
-      <w:r>
-        <w:t>print</w:t>
-      </w:r>
-      <w:proofErr w:type="spellEnd"/>
-      <w:r>
-        <w:t>(</w:t>
-      </w:r>
-      <w:proofErr w:type="gramEnd"/>
-      <w:r>
-        <w:t>"Un virus desconocido ha puesto en peligro a la humanidad.")</w:t>
-      </w:r>
-    </w:p>
-    <w:p>
-      <w:r>
-        <w:t xml:space="preserve">    </w:t>
-      </w:r>
-      <w:proofErr w:type="spellStart"/>
-      <w:proofErr w:type="gramStart"/>
-      <w:r>
-        <w:t>print</w:t>
-      </w:r>
-      <w:proofErr w:type="spellEnd"/>
-      <w:r>
-        <w:t>(</w:t>
-      </w:r>
-      <w:proofErr w:type="gramEnd"/>
-      <w:r>
-        <w:t>"Tú, como científico, debes fabricar una vacuna utilizando 6 ingredientes.")</w:t>
-      </w:r>
-    </w:p>
-    <w:p>
-      <w:r>
-        <w:t xml:space="preserve">    </w:t>
-      </w:r>
-      <w:proofErr w:type="spellStart"/>
-      <w:proofErr w:type="gramStart"/>
-      <w:r>
-        <w:t>print</w:t>
-      </w:r>
-      <w:proofErr w:type="spellEnd"/>
-      <w:r>
-        <w:t>(</w:t>
-      </w:r>
-      <w:proofErr w:type="gramEnd"/>
-      <w:r>
-        <w:t>"Pero no es tan fácil... Debes elegir los ingredientes correctos")</w:t>
-      </w:r>
-    </w:p>
-    <w:p>
-      <w:r>
-        <w:t xml:space="preserve">    </w:t>
-      </w:r>
-      <w:proofErr w:type="spellStart"/>
-      <w:proofErr w:type="gramStart"/>
-      <w:r>
-        <w:t>print</w:t>
-      </w:r>
-      <w:proofErr w:type="spellEnd"/>
-      <w:r>
-        <w:t>(</w:t>
-      </w:r>
-      <w:proofErr w:type="gramEnd"/>
-      <w:r>
-        <w:t>"para que la vacuna funcione.")</w:t>
-      </w:r>
-    </w:p>
-    <w:p>
-      <w:r>
-        <w:t xml:space="preserve">    </w:t>
-      </w:r>
-      <w:proofErr w:type="spellStart"/>
-      <w:proofErr w:type="gramStart"/>
-      <w:r>
-        <w:t>print</w:t>
-      </w:r>
-      <w:proofErr w:type="spellEnd"/>
-      <w:r>
-        <w:t>(</w:t>
-      </w:r>
-      <w:proofErr w:type="gramEnd"/>
-      <w:r>
-        <w:t>"¡El destino del mundo está en tus manos!\n")</w:t>
-      </w:r>
     </w:p>
     <w:sectPr>
       <w:pgSz w:w="12240" w:h="15840"/>
@@ -569,6 +1079,127 @@
     </w:sectPr>
   </w:body>
 </w:document>
+</file>
+
+<file path=word/numbering.xml><?xml version="1.0" encoding="utf-8"?>
+<w:numbering xmlns:wpc="http://schemas.microsoft.com/office/word/2010/wordprocessingCanvas" xmlns:cx="http://schemas.microsoft.com/office/drawing/2014/chartex" xmlns:cx1="http://schemas.microsoft.com/office/drawing/2015/9/8/chartex" xmlns:mc="http://schemas.openxmlformats.org/markup-compatibility/2006" xmlns:o="urn:schemas-microsoft-com:office:office" xmlns:r="http://schemas.openxmlformats.org/officeDocument/2006/relationships" xmlns:m="http://schemas.openxmlformats.org/officeDocument/2006/math" xmlns:v="urn:schemas-microsoft-com:vml" xmlns:wp14="http://schemas.microsoft.com/office/word/2010/wordprocessingDrawing" xmlns:wp="http://schemas.openxmlformats.org/drawingml/2006/wordprocessingDrawing" xmlns:w10="urn:schemas-microsoft-com:office:word" xmlns:w="http://schemas.openxmlformats.org/wordprocessingml/2006/main" xmlns:w14="http://schemas.microsoft.com/office/word/2010/wordml" xmlns:w15="http://schemas.microsoft.com/office/word/2012/wordml" xmlns:w16se="http://schemas.microsoft.com/office/word/2015/wordml/symex" xmlns:wpg="http://schemas.microsoft.com/office/word/2010/wordprocessingGroup" xmlns:wpi="http://schemas.microsoft.com/office/word/2010/wordprocessingInk" xmlns:wne="http://schemas.microsoft.com/office/word/2006/wordml" xmlns:wps="http://schemas.microsoft.com/office/word/2010/wordprocessingShape" mc:Ignorable="w14 w15 w16se wp14">
+  <w:abstractNum w:abstractNumId="0" w15:restartNumberingAfterBreak="0">
+    <w:nsid w:val="46322015"/>
+    <w:multiLevelType w:val="hybridMultilevel"/>
+    <w:tmpl w:val="F258D274"/>
+    <w:lvl w:ilvl="0" w:tplc="240A0001">
+      <w:start w:val="1"/>
+      <w:numFmt w:val="bullet"/>
+      <w:lvlText w:val=""/>
+      <w:lvlJc w:val="left"/>
+      <w:pPr>
+        <w:ind w:left="720" w:hanging="360"/>
+      </w:pPr>
+      <w:rPr>
+        <w:rFonts w:ascii="Symbol" w:hAnsi="Symbol" w:hint="default"/>
+      </w:rPr>
+    </w:lvl>
+    <w:lvl w:ilvl="1" w:tplc="240A0003" w:tentative="1">
+      <w:start w:val="1"/>
+      <w:numFmt w:val="bullet"/>
+      <w:lvlText w:val="o"/>
+      <w:lvlJc w:val="left"/>
+      <w:pPr>
+        <w:ind w:left="1440" w:hanging="360"/>
+      </w:pPr>
+      <w:rPr>
+        <w:rFonts w:ascii="Courier New" w:hAnsi="Courier New" w:cs="Courier New" w:hint="default"/>
+      </w:rPr>
+    </w:lvl>
+    <w:lvl w:ilvl="2" w:tplc="240A0005" w:tentative="1">
+      <w:start w:val="1"/>
+      <w:numFmt w:val="bullet"/>
+      <w:lvlText w:val=""/>
+      <w:lvlJc w:val="left"/>
+      <w:pPr>
+        <w:ind w:left="2160" w:hanging="360"/>
+      </w:pPr>
+      <w:rPr>
+        <w:rFonts w:ascii="Wingdings" w:hAnsi="Wingdings" w:hint="default"/>
+      </w:rPr>
+    </w:lvl>
+    <w:lvl w:ilvl="3" w:tplc="240A0001" w:tentative="1">
+      <w:start w:val="1"/>
+      <w:numFmt w:val="bullet"/>
+      <w:lvlText w:val=""/>
+      <w:lvlJc w:val="left"/>
+      <w:pPr>
+        <w:ind w:left="2880" w:hanging="360"/>
+      </w:pPr>
+      <w:rPr>
+        <w:rFonts w:ascii="Symbol" w:hAnsi="Symbol" w:hint="default"/>
+      </w:rPr>
+    </w:lvl>
+    <w:lvl w:ilvl="4" w:tplc="240A0003" w:tentative="1">
+      <w:start w:val="1"/>
+      <w:numFmt w:val="bullet"/>
+      <w:lvlText w:val="o"/>
+      <w:lvlJc w:val="left"/>
+      <w:pPr>
+        <w:ind w:left="3600" w:hanging="360"/>
+      </w:pPr>
+      <w:rPr>
+        <w:rFonts w:ascii="Courier New" w:hAnsi="Courier New" w:cs="Courier New" w:hint="default"/>
+      </w:rPr>
+    </w:lvl>
+    <w:lvl w:ilvl="5" w:tplc="240A0005" w:tentative="1">
+      <w:start w:val="1"/>
+      <w:numFmt w:val="bullet"/>
+      <w:lvlText w:val=""/>
+      <w:lvlJc w:val="left"/>
+      <w:pPr>
+        <w:ind w:left="4320" w:hanging="360"/>
+      </w:pPr>
+      <w:rPr>
+        <w:rFonts w:ascii="Wingdings" w:hAnsi="Wingdings" w:hint="default"/>
+      </w:rPr>
+    </w:lvl>
+    <w:lvl w:ilvl="6" w:tplc="240A0001" w:tentative="1">
+      <w:start w:val="1"/>
+      <w:numFmt w:val="bullet"/>
+      <w:lvlText w:val=""/>
+      <w:lvlJc w:val="left"/>
+      <w:pPr>
+        <w:ind w:left="5040" w:hanging="360"/>
+      </w:pPr>
+      <w:rPr>
+        <w:rFonts w:ascii="Symbol" w:hAnsi="Symbol" w:hint="default"/>
+      </w:rPr>
+    </w:lvl>
+    <w:lvl w:ilvl="7" w:tplc="240A0003" w:tentative="1">
+      <w:start w:val="1"/>
+      <w:numFmt w:val="bullet"/>
+      <w:lvlText w:val="o"/>
+      <w:lvlJc w:val="left"/>
+      <w:pPr>
+        <w:ind w:left="5760" w:hanging="360"/>
+      </w:pPr>
+      <w:rPr>
+        <w:rFonts w:ascii="Courier New" w:hAnsi="Courier New" w:cs="Courier New" w:hint="default"/>
+      </w:rPr>
+    </w:lvl>
+    <w:lvl w:ilvl="8" w:tplc="240A0005" w:tentative="1">
+      <w:start w:val="1"/>
+      <w:numFmt w:val="bullet"/>
+      <w:lvlText w:val=""/>
+      <w:lvlJc w:val="left"/>
+      <w:pPr>
+        <w:ind w:left="6480" w:hanging="360"/>
+      </w:pPr>
+      <w:rPr>
+        <w:rFonts w:ascii="Wingdings" w:hAnsi="Wingdings" w:hint="default"/>
+      </w:rPr>
+    </w:lvl>
+  </w:abstractNum>
+  <w:num w:numId="1">
+    <w:abstractNumId w:val="0"/>
+  </w:num>
+</w:numbering>
 </file>
 
 <file path=word/styles.xml><?xml version="1.0" encoding="utf-8"?>
@@ -1009,6 +1640,17 @@
       <w:lang w:eastAsia="es-CO"/>
     </w:rPr>
   </w:style>
+  <w:style w:type="paragraph" w:styleId="Prrafodelista">
+    <w:name w:val="List Paragraph"/>
+    <w:basedOn w:val="Normal"/>
+    <w:uiPriority w:val="34"/>
+    <w:qFormat/>
+    <w:rsid w:val="005C08FB"/>
+    <w:pPr>
+      <w:ind w:left="720"/>
+      <w:contextualSpacing/>
+    </w:pPr>
+  </w:style>
 </w:styles>
 </file>
 
